--- a/t27_s2.docx
+++ b/t27_s2.docx
@@ -3,2168 +3,998 @@
 <w:document xmlns:wpc="http://schemas.microsoft.com/office/word/2010/wordprocessingCanvas" xmlns:mo="http://schemas.microsoft.com/office/mac/office/2008/main" xmlns:mc="http://schemas.openxmlformats.org/markup-compatibility/2006" xmlns:mv="urn:schemas-microsoft-com:mac:vml" xmlns:o="urn:schemas-microsoft-com:office:office" xmlns:r="http://schemas.openxmlformats.org/officeDocument/2006/relationships" xmlns:m="http://schemas.openxmlformats.org/officeDocument/2006/math" xmlns:v="urn:schemas-microsoft-com:vml" xmlns:wp14="http://schemas.microsoft.com/office/word/2010/wordprocessingDrawing" xmlns:wp="http://schemas.openxmlformats.org/drawingml/2006/wordprocessingDrawing" xmlns:w10="urn:schemas-microsoft-com:office:word" xmlns:w="http://schemas.openxmlformats.org/wordprocessingml/2006/main" xmlns:w14="http://schemas.microsoft.com/office/word/2010/wordml" xmlns:wpg="http://schemas.microsoft.com/office/word/2010/wordprocessingGroup" xmlns:wpi="http://schemas.microsoft.com/office/word/2010/wordprocessingInk" xmlns:wne="http://schemas.microsoft.com/office/word/2006/wordml" xmlns:wps="http://schemas.microsoft.com/office/word/2010/wordprocessingShape" mc:Ignorable="w14 wp14">
   <w:body>
     <w:p>
-      <w:pPr>
-        <w:spacing w:after="20" w:before="120"/>
-      </w:pPr>
       <w:r>
-        <w:rPr>
-          <w:b/>
-          <w:sz w:val="22"/>
-        </w:rPr>
-        <w:t>Question: According to WHO, what is the recommended dose of levonorgestrel (LNG) for emergency contraception?</w:t>
+        <w:t xml:space="preserve">Question: The normal serum albumin level is:</w:t>
       </w:r>
     </w:p>
     <w:p>
-      <w:pPr>
-        <w:spacing w:after="0" w:before="0"/>
-      </w:pPr>
       <w:r>
-        <w:rPr>
-          <w:b w:val="0"/>
-          <w:sz w:val="22"/>
-        </w:rPr>
-        <w:t>(a) LNG 3 mg</w:t>
+        <w:t xml:space="preserve">(a) 3.5–5 g/dL</w:t>
       </w:r>
     </w:p>
     <w:p>
-      <w:pPr>
-        <w:spacing w:after="0" w:before="0"/>
-      </w:pPr>
       <w:r>
-        <w:rPr>
-          <w:b w:val="0"/>
-          <w:sz w:val="22"/>
-        </w:rPr>
-        <w:t>(b) LNG 1.5 mcg</w:t>
+        <w:t xml:space="preserve">(b) 1–2 g/dL</w:t>
       </w:r>
     </w:p>
     <w:p>
-      <w:pPr>
-        <w:spacing w:after="0" w:before="0"/>
-      </w:pPr>
       <w:r>
-        <w:rPr>
-          <w:b w:val="0"/>
-          <w:sz w:val="22"/>
-        </w:rPr>
-        <w:t>(c) LNG 1.5 mg</w:t>
+        <w:t xml:space="preserve">(c) 6–8 g/dL</w:t>
       </w:r>
     </w:p>
     <w:p>
-      <w:pPr>
-        <w:spacing w:after="0" w:before="0"/>
-      </w:pPr>
       <w:r>
-        <w:rPr>
-          <w:b w:val="0"/>
-          <w:sz w:val="22"/>
-        </w:rPr>
-        <w:t>(d) LNG 3 IU</w:t>
+        <w:t xml:space="preserve">(d) 10–12 g/dL</w:t>
       </w:r>
     </w:p>
     <w:p>
-      <w:pPr>
-        <w:spacing w:after="0" w:before="40"/>
-      </w:pPr>
       <w:r>
-        <w:rPr>
-          <w:b/>
-          <w:sz w:val="22"/>
-        </w:rPr>
-        <w:t>Answer: c</w:t>
+        <w:t xml:space="preserve">Answer: a</w:t>
       </w:r>
     </w:p>
     <w:p>
-      <w:pPr>
-        <w:spacing w:after="0" w:before="0"/>
-      </w:pPr>
       <w:r>
-        <w:rPr>
-          <w:b w:val="0"/>
-          <w:sz w:val="21"/>
-        </w:rPr>
-        <w:t>Solution: The recommended dose of LNG (Levonorgestrel) according to the World Health Organization (WHO) is LNG 1.5 mg (option A). Levonorgestrel is a progestin-only emergency contraceptive commonly used to prevent unintended pregnancies following unprotected intercourse or contraceptive failure. It is available in the form of emergency contraceptive pills (ECPs) and is most effective when taken as soon as possible after unprotected intercourse, preferably within 72 hours. LNG 1.5 mg is a single-dose regimen and has been shown to significantly reduce the risk of pregnancy. It is important to note that the timing and administration of emergency contraception should be done under medical guidance.</w:t>
+        <w:t xml:space="preserve">Solution: Normal albumin is 3.5–5 g/dL. Low albumin causes edema (reduced oncotic pressure) in liver disease, malnutrition, and nephrotic syndrome.</w:t>
       </w:r>
     </w:p>
     <w:p>
-      <w:pPr>
-        <w:spacing w:after="0" w:before="0"/>
-      </w:pPr>
       <w:r>
-        <w:rPr>
-          <w:b w:val="0"/>
-          <w:sz w:val="20"/>
-        </w:rPr>
-        <w:t>Positive Marks: 1</w:t>
+        <w:t xml:space="preserve">Positive Marks: 1</w:t>
       </w:r>
     </w:p>
     <w:p>
-      <w:pPr>
-        <w:spacing w:after="160" w:before="0"/>
-      </w:pPr>
       <w:r>
-        <w:rPr>
-          <w:b w:val="0"/>
-          <w:sz w:val="20"/>
-        </w:rPr>
-        <w:t>Negative Marks: 0.25</w:t>
+        <w:t xml:space="preserve">Negative Marks: 0.25</w:t>
       </w:r>
     </w:p>
     <w:p>
-      <w:pPr>
-        <w:spacing w:after="20" w:before="120"/>
-      </w:pPr>
       <w:r>
-        <w:rPr>
-          <w:b/>
-          <w:sz w:val="22"/>
-        </w:rPr>
-        <w:t>Question: Which of the following laboratory results may indicate an infectious condition in the body?</w:t>
+        <w:t xml:space="preserve"/>
       </w:r>
     </w:p>
     <w:p>
-      <w:pPr>
-        <w:spacing w:after="0" w:before="0"/>
-      </w:pPr>
       <w:r>
-        <w:rPr>
-          <w:b w:val="0"/>
-          <w:sz w:val="22"/>
-        </w:rPr>
-        <w:t>(a) Bilirubin level 2 mg/dl</w:t>
+        <w:t xml:space="preserve">Question: The nurse is caring for a patient with a urinary catheter. Which intervention prevents catheter-associated urinary tract infection?</w:t>
       </w:r>
     </w:p>
     <w:p>
-      <w:pPr>
-        <w:spacing w:after="0" w:before="0"/>
-      </w:pPr>
       <w:r>
-        <w:rPr>
-          <w:b w:val="0"/>
-          <w:sz w:val="22"/>
-        </w:rPr>
-        <w:t>(b) WBC level 4000/mm1</w:t>
+        <w:t xml:space="preserve">(a) Maintain a closed system and remove the catheter early</w:t>
       </w:r>
     </w:p>
     <w:p>
-      <w:pPr>
-        <w:spacing w:after="0" w:before="0"/>
-      </w:pPr>
       <w:r>
-        <w:rPr>
-          <w:b w:val="0"/>
-          <w:sz w:val="22"/>
-        </w:rPr>
-        <w:t>(c) WBC level 16000/mm3</w:t>
+        <w:t xml:space="preserve">(b) Open the system regularly</w:t>
       </w:r>
     </w:p>
     <w:p>
-      <w:pPr>
-        <w:spacing w:after="0" w:before="0"/>
-      </w:pPr>
       <w:r>
-        <w:rPr>
-          <w:b w:val="0"/>
-          <w:sz w:val="22"/>
-        </w:rPr>
-        <w:t>(d) AST (SGOT) level 14 IU/1</w:t>
+        <w:t xml:space="preserve">(c) Keep the bag above the bladder</w:t>
       </w:r>
     </w:p>
     <w:p>
-      <w:pPr>
-        <w:spacing w:after="0" w:before="40"/>
-      </w:pPr>
       <w:r>
-        <w:rPr>
-          <w:b/>
-          <w:sz w:val="22"/>
-        </w:rPr>
-        <w:t>Answer: c</w:t>
+        <w:t xml:space="preserve">(d) Irrigate routinely</w:t>
       </w:r>
     </w:p>
     <w:p>
-      <w:pPr>
-        <w:spacing w:after="0" w:before="0"/>
-      </w:pPr>
       <w:r>
-        <w:rPr>
-          <w:b w:val="0"/>
-          <w:sz w:val="21"/>
-        </w:rPr>
-        <w:t>Solution: An elevated white blood cell count (WBC) is a common laboratory finding in infectious conditions. WBCs are an essential component of the immune system and play a critical role in fighting infections. During an infection, the body produces more white blood cells to help combat the invading pathogens. A WBC count of 16000/mm3 is higher than the normal range of 4000-11000/mm3, indicating an ongoing infection. However, other factors such as inflammation, trauma, or certain medications can also cause an increase in WBC count. Therefore, other diagnostic tests, including cultures, serology, and imaging, may be necessary to confirm the presence of an infection.</w:t>
+        <w:t xml:space="preserve">Answer: a</w:t>
       </w:r>
     </w:p>
     <w:p>
-      <w:pPr>
-        <w:spacing w:after="0" w:before="0"/>
-      </w:pPr>
       <w:r>
-        <w:rPr>
-          <w:b w:val="0"/>
-          <w:sz w:val="20"/>
-        </w:rPr>
-        <w:t>Positive Marks: 1</w:t>
+        <w:t xml:space="preserve">Solution: CAUTI prevention — closed system, bag below the bladder, hand hygiene, and early catheter removal. Routine irrigation is not recommended.</w:t>
       </w:r>
     </w:p>
     <w:p>
-      <w:pPr>
-        <w:spacing w:after="160" w:before="0"/>
-      </w:pPr>
       <w:r>
-        <w:rPr>
-          <w:b w:val="0"/>
-          <w:sz w:val="20"/>
-        </w:rPr>
-        <w:t>Negative Marks: 0.25</w:t>
+        <w:t xml:space="preserve">Positive Marks: 1</w:t>
       </w:r>
     </w:p>
     <w:p>
-      <w:pPr>
-        <w:spacing w:after="20" w:before="120"/>
-      </w:pPr>
       <w:r>
-        <w:rPr>
-          <w:b/>
-          <w:sz w:val="22"/>
-        </w:rPr>
-        <w:t>Question: What is the recommended HPV vaccination schedule for adolescent girls?</w:t>
+        <w:t xml:space="preserve">Negative Marks: 0.25</w:t>
       </w:r>
     </w:p>
     <w:p>
-      <w:pPr>
-        <w:spacing w:after="0" w:before="0"/>
-      </w:pPr>
       <w:r>
-        <w:rPr>
-          <w:b w:val="0"/>
-          <w:sz w:val="22"/>
-        </w:rPr>
-        <w:t>(a) 3 doses, in 0,2.6 month interval 15 years of age group</w:t>
+        <w:t xml:space="preserve"/>
       </w:r>
     </w:p>
     <w:p>
-      <w:pPr>
-        <w:spacing w:after="0" w:before="0"/>
-      </w:pPr>
       <w:r>
-        <w:rPr>
-          <w:b w:val="0"/>
-          <w:sz w:val="22"/>
-        </w:rPr>
-        <w:t>(b) 3 doses, in 0,6,12 month interval&lt;15 years of age group</w:t>
+        <w:t xml:space="preserve">Question: A patient with hyperthyroidism is being started on antithyroid medication. The nurse should teach the patient to report:</w:t>
       </w:r>
     </w:p>
     <w:p>
-      <w:pPr>
-        <w:spacing w:after="0" w:before="0"/>
-      </w:pPr>
       <w:r>
-        <w:rPr>
-          <w:b w:val="0"/>
-          <w:sz w:val="22"/>
-        </w:rPr>
-        <w:t>(c) 3 doses, in 0, 1, 6 month interval &lt;15 years of age group</w:t>
+        <w:t xml:space="preserve">(a) Sore throat and fever (possible agranulocytosis)</w:t>
       </w:r>
     </w:p>
     <w:p>
-      <w:pPr>
-        <w:spacing w:after="0" w:before="0"/>
-      </w:pPr>
       <w:r>
-        <w:rPr>
-          <w:b w:val="0"/>
-          <w:sz w:val="22"/>
-        </w:rPr>
-        <w:t>(d) 2 doses, in 1,6 month interval 15 years of age group</w:t>
+        <w:t xml:space="preserve">(b) Weight gain</w:t>
       </w:r>
     </w:p>
     <w:p>
-      <w:pPr>
-        <w:spacing w:after="0" w:before="40"/>
-      </w:pPr>
       <w:r>
-        <w:rPr>
-          <w:b/>
-          <w:sz w:val="22"/>
-        </w:rPr>
-        <w:t>Answer: c</w:t>
+        <w:t xml:space="preserve">(c) Constipation</w:t>
       </w:r>
     </w:p>
     <w:p>
-      <w:pPr>
-        <w:spacing w:after="0" w:before="0"/>
-      </w:pPr>
       <w:r>
-        <w:rPr>
-          <w:b w:val="0"/>
-          <w:sz w:val="21"/>
-        </w:rPr>
-        <w:t>Solution: The recommended HPV vaccination schedule for adolescent girls is three doses given in a 0, 1, 6-month interval for those under 15 years of age (option B). The HPV vaccine protects against several strains of the human papillomavirus, which is a common sexually transmitted infection and a leading cause of cervical cancer. The three-dose schedule provides optimal protection against HPV and is recommended for girls and boys starting at age 11 or 12. The interval between doses allows for the development of an adequate immune response. It is important to follow the recommended schedule to ensure maximum effectiveness of the vaccine.</w:t>
+        <w:t xml:space="preserve">(d) Bradycardia</w:t>
       </w:r>
     </w:p>
     <w:p>
-      <w:pPr>
-        <w:spacing w:after="0" w:before="0"/>
-      </w:pPr>
       <w:r>
-        <w:rPr>
-          <w:b w:val="0"/>
-          <w:sz w:val="20"/>
-        </w:rPr>
-        <w:t>Positive Marks: 1</w:t>
+        <w:t xml:space="preserve">Answer: a</w:t>
       </w:r>
     </w:p>
     <w:p>
-      <w:pPr>
-        <w:spacing w:after="160" w:before="0"/>
-      </w:pPr>
       <w:r>
-        <w:rPr>
-          <w:b w:val="0"/>
-          <w:sz w:val="20"/>
-        </w:rPr>
-        <w:t>Negative Marks: 0.25</w:t>
+        <w:t xml:space="preserve">Solution: Antithyroid drugs can cause agranulocytosis — sore throat, fever, and mouth ulcers require an immediate CBC.</w:t>
       </w:r>
     </w:p>
     <w:p>
-      <w:pPr>
-        <w:spacing w:after="20" w:before="120"/>
-      </w:pPr>
       <w:r>
-        <w:rPr>
-          <w:b/>
-          <w:sz w:val="22"/>
-        </w:rPr>
-        <w:t>Question: The amount of elemental iron in one iron tablet for mother is:</w:t>
+        <w:t xml:space="preserve">Positive Marks: 1</w:t>
       </w:r>
     </w:p>
     <w:p>
-      <w:pPr>
-        <w:spacing w:after="0" w:before="0"/>
-      </w:pPr>
       <w:r>
-        <w:rPr>
-          <w:b w:val="0"/>
-          <w:sz w:val="22"/>
-        </w:rPr>
-        <w:t>(a) 50 g</w:t>
+        <w:t xml:space="preserve">Negative Marks: 0.25</w:t>
       </w:r>
     </w:p>
     <w:p>
-      <w:pPr>
-        <w:spacing w:after="0" w:before="0"/>
-      </w:pPr>
       <w:r>
-        <w:rPr>
-          <w:b w:val="0"/>
-          <w:sz w:val="22"/>
-        </w:rPr>
-        <w:t>(b) 50 mg</w:t>
+        <w:t xml:space="preserve"/>
       </w:r>
     </w:p>
     <w:p>
-      <w:pPr>
-        <w:spacing w:after="0" w:before="0"/>
-      </w:pPr>
       <w:r>
-        <w:rPr>
-          <w:b w:val="0"/>
-          <w:sz w:val="22"/>
-        </w:rPr>
-        <w:t>(c) 60 mg</w:t>
+        <w:t xml:space="preserve">Question: A patient at 38 weeks of gestation is in active labor. The nurse should monitor the fetal heart rate:</w:t>
       </w:r>
     </w:p>
     <w:p>
-      <w:pPr>
-        <w:spacing w:after="0" w:before="0"/>
-      </w:pPr>
       <w:r>
-        <w:rPr>
-          <w:b w:val="0"/>
-          <w:sz w:val="22"/>
-        </w:rPr>
-        <w:t>(d) 60 g</w:t>
+        <w:t xml:space="preserve">(a) Every 30 minutes (active phase)</w:t>
       </w:r>
     </w:p>
     <w:p>
-      <w:pPr>
-        <w:spacing w:after="0" w:before="40"/>
-      </w:pPr>
       <w:r>
-        <w:rPr>
-          <w:b/>
-          <w:sz w:val="22"/>
-        </w:rPr>
-        <w:t>Answer: c</w:t>
+        <w:t xml:space="preserve">(b) Only at delivery</w:t>
       </w:r>
     </w:p>
     <w:p>
-      <w:pPr>
-        <w:spacing w:after="0" w:before="0"/>
-      </w:pPr>
       <w:r>
-        <w:rPr>
-          <w:b w:val="0"/>
-          <w:sz w:val="21"/>
-        </w:rPr>
-        <w:t>Solution: Each iron and folic acid tablet given to mothers contains 60 mg of elemental iron (plus 500 mcg folic acid).</w:t>
+        <w:t xml:space="preserve">(c) Once a shift</w:t>
       </w:r>
     </w:p>
     <w:p>
-      <w:pPr>
-        <w:spacing w:after="0" w:before="0"/>
-      </w:pPr>
       <w:r>
-        <w:rPr>
-          <w:b w:val="0"/>
-          <w:sz w:val="20"/>
-        </w:rPr>
-        <w:t>Positive Marks: 1</w:t>
+        <w:t xml:space="preserve">(d) Never</w:t>
       </w:r>
     </w:p>
     <w:p>
-      <w:pPr>
-        <w:spacing w:after="160" w:before="0"/>
-      </w:pPr>
       <w:r>
-        <w:rPr>
-          <w:b w:val="0"/>
-          <w:sz w:val="20"/>
-        </w:rPr>
-        <w:t>Negative Marks: 0.25</w:t>
+        <w:t xml:space="preserve">Answer: a</w:t>
       </w:r>
     </w:p>
     <w:p>
-      <w:pPr>
-        <w:spacing w:after="20" w:before="120"/>
-      </w:pPr>
       <w:r>
-        <w:rPr>
-          <w:b/>
-          <w:sz w:val="22"/>
-        </w:rPr>
-        <w:t>Question: Which of the following is the leading cause of child mortality worldwide?</w:t>
+        <w:t xml:space="preserve">Solution: In the active phase, intermittent FHR auscultation is done every 30 minutes (every 15 minutes in the second stage) — detecting fetal distress early.</w:t>
       </w:r>
     </w:p>
     <w:p>
-      <w:pPr>
-        <w:spacing w:after="0" w:before="0"/>
-      </w:pPr>
       <w:r>
-        <w:rPr>
-          <w:b w:val="0"/>
-          <w:sz w:val="22"/>
-        </w:rPr>
-        <w:t>(a) Pneumonia</w:t>
+        <w:t xml:space="preserve">Positive Marks: 1</w:t>
       </w:r>
     </w:p>
     <w:p>
-      <w:pPr>
-        <w:spacing w:after="0" w:before="0"/>
-      </w:pPr>
       <w:r>
-        <w:rPr>
-          <w:b w:val="0"/>
-          <w:sz w:val="22"/>
-        </w:rPr>
-        <w:t>(b) Malaria</w:t>
+        <w:t xml:space="preserve">Negative Marks: 0.25</w:t>
       </w:r>
     </w:p>
     <w:p>
-      <w:pPr>
-        <w:spacing w:after="0" w:before="0"/>
-      </w:pPr>
       <w:r>
-        <w:rPr>
-          <w:b w:val="0"/>
-          <w:sz w:val="22"/>
-        </w:rPr>
-        <w:t>(c) Obstetrical haemorrhage</w:t>
+        <w:t xml:space="preserve"/>
       </w:r>
     </w:p>
     <w:p>
-      <w:pPr>
-        <w:spacing w:after="0" w:before="0"/>
-      </w:pPr>
       <w:r>
-        <w:rPr>
-          <w:b w:val="0"/>
-          <w:sz w:val="22"/>
-        </w:rPr>
-        <w:t>(d) Diarrhoea</w:t>
+        <w:t xml:space="preserve">Question: A 5-year-old child with acute rheumatic fever is being assessed. Which finding is a major Jones criterion?</w:t>
       </w:r>
     </w:p>
     <w:p>
-      <w:pPr>
-        <w:spacing w:after="0" w:before="40"/>
-      </w:pPr>
       <w:r>
-        <w:rPr>
-          <w:b/>
-          <w:sz w:val="22"/>
-        </w:rPr>
-        <w:t>Answer: a</w:t>
+        <w:t xml:space="preserve">(a) Carditis</w:t>
       </w:r>
     </w:p>
     <w:p>
-      <w:pPr>
-        <w:spacing w:after="0" w:before="0"/>
-      </w:pPr>
       <w:r>
-        <w:rPr>
-          <w:b w:val="0"/>
-          <w:sz w:val="21"/>
-        </w:rPr>
-        <w:t>Solution: Pneumonia is the leading cause of child mortality worldwide. According to the World Health Organization (WHO), pneumonia accounts for approximately 15% of all deaths in children under five years of age globally. Other leading causes of child mortality include diarrhea, malaria, and obstetrical hemorrhage.</w:t>
+        <w:t xml:space="preserve">(b) Fever</w:t>
       </w:r>
     </w:p>
     <w:p>
-      <w:pPr>
-        <w:spacing w:after="0" w:before="0"/>
-      </w:pPr>
       <w:r>
-        <w:rPr>
-          <w:b w:val="0"/>
-          <w:sz w:val="20"/>
-        </w:rPr>
-        <w:t>Positive Marks: 1</w:t>
+        <w:t xml:space="preserve">(c) Elevated ESR</w:t>
       </w:r>
     </w:p>
     <w:p>
-      <w:pPr>
-        <w:spacing w:after="160" w:before="0"/>
-      </w:pPr>
       <w:r>
-        <w:rPr>
-          <w:b w:val="0"/>
-          <w:sz w:val="20"/>
-        </w:rPr>
-        <w:t>Negative Marks: 0.25</w:t>
+        <w:t xml:space="preserve">(d) Arthralgia</w:t>
       </w:r>
     </w:p>
     <w:p>
-      <w:pPr>
-        <w:spacing w:after="20" w:before="120"/>
-      </w:pPr>
       <w:r>
-        <w:rPr>
-          <w:b/>
-          <w:sz w:val="22"/>
-        </w:rPr>
-        <w:t>Question: If NTG given to a client who is suspected for heart attack.The NTG is working in best way if patient?</w:t>
+        <w:t xml:space="preserve">Answer: a</w:t>
       </w:r>
     </w:p>
     <w:p>
-      <w:pPr>
-        <w:spacing w:after="0" w:before="0"/>
-      </w:pPr>
       <w:r>
-        <w:rPr>
-          <w:b w:val="0"/>
-          <w:sz w:val="22"/>
-        </w:rPr>
-        <w:t>(a) Medicine given in dark room</w:t>
+        <w:t xml:space="preserve">Solution: Major Jones criteria — carditis, polyarthritis, chorea, erythema marginatum, and subcutaneous nodules. Fever, elevated ESR, and arthralgia are minor criteria.</w:t>
       </w:r>
     </w:p>
     <w:p>
-      <w:pPr>
-        <w:spacing w:after="0" w:before="0"/>
-      </w:pPr>
       <w:r>
-        <w:rPr>
-          <w:b w:val="0"/>
-          <w:sz w:val="22"/>
-        </w:rPr>
-        <w:t>(b) Feel burning sensation under the tongue</w:t>
+        <w:t xml:space="preserve">Positive Marks: 1</w:t>
       </w:r>
     </w:p>
     <w:p>
-      <w:pPr>
-        <w:spacing w:after="0" w:before="0"/>
-      </w:pPr>
       <w:r>
-        <w:rPr>
-          <w:b w:val="0"/>
-          <w:sz w:val="22"/>
-        </w:rPr>
-        <w:t>(c) Feel blurred vision</w:t>
+        <w:t xml:space="preserve">Negative Marks: 0.25</w:t>
       </w:r>
     </w:p>
     <w:p>
-      <w:pPr>
-        <w:spacing w:after="0" w:before="0"/>
-      </w:pPr>
       <w:r>
-        <w:rPr>
-          <w:b w:val="0"/>
-          <w:sz w:val="22"/>
-        </w:rPr>
-        <w:t>(d) Feel mouth Itching</w:t>
+        <w:t xml:space="preserve"/>
       </w:r>
     </w:p>
     <w:p>
-      <w:pPr>
-        <w:spacing w:after="0" w:before="40"/>
-      </w:pPr>
       <w:r>
-        <w:rPr>
-          <w:b/>
-          <w:sz w:val="22"/>
-        </w:rPr>
-        <w:t>Answer: b</w:t>
+        <w:t xml:space="preserve">Question: A patient with post-traumatic stress disorder is having intrusive memories. The nurse should:</w:t>
       </w:r>
     </w:p>
     <w:p>
-      <w:pPr>
-        <w:spacing w:after="0" w:before="0"/>
-      </w:pPr>
       <w:r>
-        <w:rPr>
-          <w:b w:val="0"/>
-          <w:sz w:val="21"/>
-        </w:rPr>
-        <w:t>Solution: If NTG given to a client who is suspected for heart attack. The NTG is working in the best way if the patient feels a burning sensation under the tongue. Nitroglycerin (NTG) is a vasodilator used to treat chest pain or angina. When given to a patient who is suspected of having a heart attack, the aim is to relieve the chest pain, improve blood flow to the heart, and prevent further damage to the heart muscle. The burning sensation under the tongue is a common side effect of NTG and indicates that the medication is working. The medication is absorbed through the mucous membrane under the tongue, and the sensation is a sign that medication is being absorbed and is dilating the blood vessels around the heart. It is important to note that if the chest pain persists or worsens despite taking NTG, immediate medical attention should be sought.</w:t>
+        <w:t xml:space="preserve">(a) Validate the experience and support therapy</w:t>
       </w:r>
     </w:p>
     <w:p>
-      <w:pPr>
-        <w:spacing w:after="0" w:before="0"/>
-      </w:pPr>
       <w:r>
-        <w:rPr>
-          <w:b w:val="0"/>
-          <w:sz w:val="20"/>
-        </w:rPr>
-        <w:t>Positive Marks: 1</w:t>
+        <w:t xml:space="preserve">(b) Dismiss the memories</w:t>
       </w:r>
     </w:p>
     <w:p>
-      <w:pPr>
-        <w:spacing w:after="160" w:before="0"/>
-      </w:pPr>
       <w:r>
-        <w:rPr>
-          <w:b w:val="0"/>
-          <w:sz w:val="20"/>
-        </w:rPr>
-        <w:t>Negative Marks: 0.25</w:t>
+        <w:t xml:space="preserve">(c) Encourage suppression</w:t>
       </w:r>
     </w:p>
     <w:p>
-      <w:pPr>
-        <w:spacing w:after="20" w:before="120"/>
-      </w:pPr>
       <w:r>
-        <w:rPr>
-          <w:b/>
-          <w:sz w:val="22"/>
-        </w:rPr>
-        <w:t>Question: A patient taking haloperidol is unable to sit quietly and paces constantly. What is this extrapyramidal side effect called?</w:t>
+        <w:t xml:space="preserve">(d) Avoid discussing trauma</w:t>
       </w:r>
     </w:p>
     <w:p>
-      <w:pPr>
-        <w:spacing w:after="0" w:before="0"/>
-      </w:pPr>
       <w:r>
-        <w:rPr>
-          <w:b w:val="0"/>
-          <w:sz w:val="22"/>
-        </w:rPr>
-        <w:t>(a) Restlessness</w:t>
+        <w:t xml:space="preserve">Answer: a</w:t>
       </w:r>
     </w:p>
     <w:p>
-      <w:pPr>
-        <w:spacing w:after="0" w:before="0"/>
-      </w:pPr>
       <w:r>
-        <w:rPr>
-          <w:b w:val="0"/>
-          <w:sz w:val="22"/>
-        </w:rPr>
-        <w:t>(b) Akathisia</w:t>
+        <w:t xml:space="preserve">Solution: In PTSD, the nurse validates the patient's experience, supports trauma-focused therapy, and teaches coping skills — without forcing or suppressing disclosure.</w:t>
       </w:r>
     </w:p>
     <w:p>
-      <w:pPr>
-        <w:spacing w:after="0" w:before="0"/>
-      </w:pPr>
       <w:r>
-        <w:rPr>
-          <w:b w:val="0"/>
-          <w:sz w:val="22"/>
-        </w:rPr>
-        <w:t>(c) Tardive dyskinesia</w:t>
+        <w:t xml:space="preserve">Positive Marks: 1</w:t>
       </w:r>
     </w:p>
     <w:p>
-      <w:pPr>
-        <w:spacing w:after="0" w:before="0"/>
-      </w:pPr>
       <w:r>
-        <w:rPr>
-          <w:b w:val="0"/>
-          <w:sz w:val="22"/>
-        </w:rPr>
-        <w:t>(d) Irritable</w:t>
+        <w:t xml:space="preserve">Negative Marks: 0.25</w:t>
       </w:r>
     </w:p>
     <w:p>
-      <w:pPr>
-        <w:spacing w:after="0" w:before="40"/>
-      </w:pPr>
       <w:r>
-        <w:rPr>
-          <w:b/>
-          <w:sz w:val="22"/>
-        </w:rPr>
-        <w:t>Answer: c</w:t>
+        <w:t xml:space="preserve"/>
       </w:r>
     </w:p>
     <w:p>
-      <w:pPr>
-        <w:spacing w:after="0" w:before="0"/>
-      </w:pPr>
       <w:r>
-        <w:rPr>
-          <w:b w:val="0"/>
-          <w:sz w:val="21"/>
-        </w:rPr>
-        <w:t>Solution: Antipsychotic drugs e.g. haloperidol, fluphenazine, chlorpromazine and others are associated with neuromuscular and neurologic adverse effects called Extrapyramidal symptoms (EPS) include acute dystonia (abnormal positioning or spasm of muscles of the head, neck, trunk, or limbs), acute dyskinesia (any disturbance of movement), pseudoparkinsonism (impaired body movement), and akathisia (motor restlessness). Tardive dyskinesia (TD) is an involuntary neurologic movement disorder, and neuroleptic malignant syndrome (NMS) is a rare but potentially life-threatening neurological syndrome. Akathisia is a movement disorder characterized by a feeling of inner restlessness and a compelling urge to move, often accompanied by visible movements such as rocking, pacing, or crossing and uncrossing the legs.</w:t>
+        <w:t xml:space="preserve">Question: The "Pradhan Mantri Bhartiya Janaushadhi Kendra" medicines are priced at:</w:t>
       </w:r>
     </w:p>
     <w:p>
-      <w:pPr>
-        <w:spacing w:after="0" w:before="0"/>
-      </w:pPr>
       <w:r>
-        <w:rPr>
-          <w:b w:val="0"/>
-          <w:sz w:val="20"/>
-        </w:rPr>
-        <w:t>Positive Marks: 1</w:t>
+        <w:t xml:space="preserve">(a) 50–90% below branded prices</w:t>
       </w:r>
     </w:p>
     <w:p>
-      <w:pPr>
-        <w:spacing w:after="160" w:before="0"/>
-      </w:pPr>
       <w:r>
-        <w:rPr>
-          <w:b w:val="0"/>
-          <w:sz w:val="20"/>
-        </w:rPr>
-        <w:t>Negative Marks: 0.25</w:t>
+        <w:t xml:space="preserve">(b) Brand prices</w:t>
       </w:r>
     </w:p>
     <w:p>
-      <w:pPr>
-        <w:spacing w:after="20" w:before="120"/>
-      </w:pPr>
       <w:r>
-        <w:rPr>
-          <w:b/>
-          <w:sz w:val="22"/>
-        </w:rPr>
-        <w:t>Question: What is the most common cause of breast abscess in a 38 year-old lactating mother?</w:t>
+        <w:t xml:space="preserve">(c) Higher prices</w:t>
       </w:r>
     </w:p>
     <w:p>
-      <w:pPr>
-        <w:spacing w:after="0" w:before="0"/>
-      </w:pPr>
       <w:r>
-        <w:rPr>
-          <w:b w:val="0"/>
-          <w:sz w:val="22"/>
-        </w:rPr>
-        <w:t>(a) Streptococcus Epidermis</w:t>
+        <w:t xml:space="preserve">(d) International prices</w:t>
       </w:r>
     </w:p>
     <w:p>
-      <w:pPr>
-        <w:spacing w:after="0" w:before="0"/>
-      </w:pPr>
       <w:r>
-        <w:rPr>
-          <w:b w:val="0"/>
-          <w:sz w:val="22"/>
-        </w:rPr>
-        <w:t>(b) Staphylococcus aureus</w:t>
+        <w:t xml:space="preserve">Answer: a</w:t>
       </w:r>
     </w:p>
     <w:p>
-      <w:pPr>
-        <w:spacing w:after="0" w:before="0"/>
-      </w:pPr>
       <w:r>
-        <w:rPr>
-          <w:b w:val="0"/>
-          <w:sz w:val="22"/>
-        </w:rPr>
-        <w:t>(c) Streptococci</w:t>
+        <w:t xml:space="preserve">Solution: Jan Aushadhi medicines are 50–90% cheaper than branded equivalents — affordable generics.</w:t>
       </w:r>
     </w:p>
     <w:p>
-      <w:pPr>
-        <w:spacing w:after="0" w:before="0"/>
-      </w:pPr>
       <w:r>
-        <w:rPr>
-          <w:b w:val="0"/>
-          <w:sz w:val="22"/>
-        </w:rPr>
-        <w:t>(d) E Coli</w:t>
+        <w:t xml:space="preserve">Positive Marks: 1</w:t>
       </w:r>
     </w:p>
     <w:p>
-      <w:pPr>
-        <w:spacing w:after="0" w:before="40"/>
-      </w:pPr>
       <w:r>
-        <w:rPr>
-          <w:b/>
-          <w:sz w:val="22"/>
-        </w:rPr>
-        <w:t>Answer: b</w:t>
+        <w:t xml:space="preserve">Negative Marks: 0.25</w:t>
       </w:r>
     </w:p>
     <w:p>
-      <w:pPr>
-        <w:spacing w:after="0" w:before="0"/>
-      </w:pPr>
       <w:r>
-        <w:rPr>
-          <w:b w:val="0"/>
-          <w:sz w:val="21"/>
-        </w:rPr>
-        <w:t>Solution: Staphylococcus aureus is the most common pathogenic bacteria among breast abscesses during lactation. It is a gram-positive bacteria with strong pathogenicity and can cause skin, soft-tissue, bone, joint, and systemic organ infections. The bacteria enter through a break or crack in the skin, usually on the nipple. The infection takes place in the fatty tissue of the breast and causes swelling which pushes on the milk ducts resulting in pain and lumps in the infected breast.</w:t>
+        <w:t xml:space="preserve"/>
       </w:r>
     </w:p>
     <w:p>
-      <w:pPr>
-        <w:spacing w:after="0" w:before="0"/>
-      </w:pPr>
       <w:r>
-        <w:rPr>
-          <w:b w:val="0"/>
-          <w:sz w:val="20"/>
-        </w:rPr>
-        <w:t>Positive Marks: 1</w:t>
+        <w:t xml:space="preserve">Question: The nurse is to administer 66 mg of a medication. The vial contains 22 mg/mL. The volume to give is:</w:t>
       </w:r>
     </w:p>
     <w:p>
-      <w:pPr>
-        <w:spacing w:after="160" w:before="0"/>
-      </w:pPr>
       <w:r>
-        <w:rPr>
-          <w:b w:val="0"/>
-          <w:sz w:val="20"/>
-        </w:rPr>
-        <w:t>Negative Marks: 0.25</w:t>
+        <w:t xml:space="preserve">(a) 2 mL</w:t>
       </w:r>
     </w:p>
     <w:p>
-      <w:pPr>
-        <w:spacing w:after="20" w:before="120"/>
-      </w:pPr>
       <w:r>
-        <w:rPr>
-          <w:b/>
-          <w:sz w:val="22"/>
-        </w:rPr>
-        <w:t>Question: After complain of open abdominal surgery. The OT nurse needs to do which of the following activity first before suturing. (give priority answer)</w:t>
+        <w:t xml:space="preserve">(b) 3 mL</w:t>
       </w:r>
     </w:p>
     <w:p>
-      <w:pPr>
-        <w:spacing w:after="0" w:before="0"/>
-      </w:pPr>
       <w:r>
-        <w:rPr>
-          <w:b w:val="0"/>
-          <w:sz w:val="22"/>
-        </w:rPr>
-        <w:t>(a) Disinfection of OT</w:t>
+        <w:t xml:space="preserve">(c) 4 mL</w:t>
       </w:r>
     </w:p>
     <w:p>
-      <w:pPr>
-        <w:spacing w:after="0" w:before="0"/>
-      </w:pPr>
       <w:r>
-        <w:rPr>
-          <w:b w:val="0"/>
-          <w:sz w:val="22"/>
-        </w:rPr>
-        <w:t>(b) Change the gown</w:t>
+        <w:t xml:space="preserve">(d) 5 mL</w:t>
       </w:r>
     </w:p>
     <w:p>
-      <w:pPr>
-        <w:spacing w:after="0" w:before="0"/>
-      </w:pPr>
       <w:r>
-        <w:rPr>
-          <w:b w:val="0"/>
-          <w:sz w:val="22"/>
-        </w:rPr>
-        <w:t>(c) Checking the sponge count &amp; instruments counts before suturing.</w:t>
+        <w:t xml:space="preserve">Answer: b</w:t>
       </w:r>
     </w:p>
     <w:p>
-      <w:pPr>
-        <w:spacing w:after="0" w:before="0"/>
-      </w:pPr>
       <w:r>
-        <w:rPr>
-          <w:b w:val="0"/>
-          <w:sz w:val="22"/>
-        </w:rPr>
-        <w:t>(d) Clean the instruments</w:t>
+        <w:t xml:space="preserve">Solution: Volume = 66 ÷ 22 = 3 mL.</w:t>
       </w:r>
     </w:p>
     <w:p>
-      <w:pPr>
-        <w:spacing w:after="0" w:before="40"/>
-      </w:pPr>
       <w:r>
-        <w:rPr>
-          <w:b/>
-          <w:sz w:val="22"/>
-        </w:rPr>
-        <w:t>Answer: c</w:t>
+        <w:t xml:space="preserve">Positive Marks: 1</w:t>
       </w:r>
     </w:p>
     <w:p>
-      <w:pPr>
-        <w:spacing w:after="0" w:before="0"/>
-      </w:pPr>
       <w:r>
-        <w:rPr>
-          <w:b w:val="0"/>
-          <w:sz w:val="21"/>
-        </w:rPr>
-        <w:t>Solution: Before closure of an abdominal wound, a complete sponge, needle and instrument count with the circulator is mandatory to prevent retained items.</w:t>
+        <w:t xml:space="preserve">Negative Marks: 0.25</w:t>
       </w:r>
     </w:p>
     <w:p>
-      <w:pPr>
-        <w:spacing w:after="0" w:before="0"/>
-      </w:pPr>
       <w:r>
-        <w:rPr>
-          <w:b w:val="0"/>
-          <w:sz w:val="20"/>
-        </w:rPr>
-        <w:t>Positive Marks: 1</w:t>
+        <w:t xml:space="preserve"/>
       </w:r>
     </w:p>
     <w:p>
-      <w:pPr>
-        <w:spacing w:after="160" w:before="0"/>
-      </w:pPr>
       <w:r>
-        <w:rPr>
-          <w:b w:val="0"/>
-          <w:sz w:val="20"/>
-        </w:rPr>
-        <w:t>Negative Marks: 0.25</w:t>
+        <w:t xml:space="preserve">Question: The normal adult respiratory rate is:</w:t>
       </w:r>
     </w:p>
     <w:p>
-      <w:pPr>
-        <w:spacing w:after="20" w:before="120"/>
-      </w:pPr>
       <w:r>
-        <w:rPr>
-          <w:b/>
-          <w:sz w:val="22"/>
-        </w:rPr>
-        <w:t>Question: Which of the following drugs is not used in alcohol withdrawal symptoms?</w:t>
+        <w:t xml:space="preserve">(a) 12–20 breaths per minute</w:t>
       </w:r>
     </w:p>
     <w:p>
-      <w:pPr>
-        <w:spacing w:after="0" w:before="0"/>
-      </w:pPr>
       <w:r>
-        <w:rPr>
-          <w:b w:val="0"/>
-          <w:sz w:val="22"/>
-        </w:rPr>
-        <w:t>(a) Naloxone</w:t>
+        <w:t xml:space="preserve">(b) 30–40 breaths per minute</w:t>
       </w:r>
     </w:p>
     <w:p>
-      <w:pPr>
-        <w:spacing w:after="0" w:before="0"/>
-      </w:pPr>
       <w:r>
-        <w:rPr>
-          <w:b w:val="0"/>
-          <w:sz w:val="22"/>
-        </w:rPr>
-        <w:t>(b) Diazepam</w:t>
+        <w:t xml:space="preserve">(c) 4–6 breaths per minute</w:t>
       </w:r>
     </w:p>
     <w:p>
-      <w:pPr>
-        <w:spacing w:after="0" w:before="0"/>
-      </w:pPr>
       <w:r>
-        <w:rPr>
-          <w:b w:val="0"/>
-          <w:sz w:val="22"/>
-        </w:rPr>
-        <w:t>(c) Naltrexone</w:t>
+        <w:t xml:space="preserve">(d) 50–60 breaths per minute</w:t>
       </w:r>
     </w:p>
     <w:p>
-      <w:pPr>
-        <w:spacing w:after="0" w:before="0"/>
-      </w:pPr>
       <w:r>
-        <w:rPr>
-          <w:b w:val="0"/>
-          <w:sz w:val="22"/>
-        </w:rPr>
-        <w:t>(d) Chlordiazepoxide</w:t>
+        <w:t xml:space="preserve">Answer: a</w:t>
       </w:r>
     </w:p>
     <w:p>
-      <w:pPr>
-        <w:spacing w:after="0" w:before="40"/>
-      </w:pPr>
       <w:r>
-        <w:rPr>
-          <w:b/>
-          <w:sz w:val="22"/>
-        </w:rPr>
-        <w:t>Answer: d</w:t>
+        <w:t xml:space="preserve">Solution: Normal adult respiratory rate is 12–20 breaths/min.</w:t>
       </w:r>
     </w:p>
     <w:p>
-      <w:pPr>
-        <w:spacing w:after="0" w:before="0"/>
-      </w:pPr>
       <w:r>
-        <w:rPr>
-          <w:b w:val="0"/>
-          <w:sz w:val="21"/>
-        </w:rPr>
-        <w:t>Solution: Naloxone is not used in alcohol withdrawal symptoms, as it is a medication used to reverse the effects of opioids. Alcohol withdrawal symptoms are typically treated with benzodiazepines such as chlordiazepoxide and diazepam, which act on the gamma-aminobutyric acid (GABA) receptors in the brain to reduce anxiety and seizures. Naltrexone, on the other hand, is an opioid antagonist that is used to reduce cravings for alcohol in patients with alcohol use disorder, but is not typically used to treat acute withdrawal symptoms.</w:t>
+        <w:t xml:space="preserve">Positive Marks: 1</w:t>
       </w:r>
     </w:p>
     <w:p>
-      <w:pPr>
-        <w:spacing w:after="0" w:before="0"/>
-      </w:pPr>
       <w:r>
-        <w:rPr>
-          <w:b w:val="0"/>
-          <w:sz w:val="20"/>
-        </w:rPr>
-        <w:t>Positive Marks: 1</w:t>
+        <w:t xml:space="preserve">Negative Marks: 0.25</w:t>
       </w:r>
     </w:p>
     <w:p>
-      <w:pPr>
-        <w:spacing w:after="160" w:before="0"/>
-      </w:pPr>
       <w:r>
-        <w:rPr>
-          <w:b w:val="0"/>
-          <w:sz w:val="20"/>
-        </w:rPr>
-        <w:t>Negative Marks: 0.25</w:t>
+        <w:t xml:space="preserve"/>
       </w:r>
     </w:p>
     <w:p>
-      <w:pPr>
-        <w:spacing w:after="20" w:before="120"/>
-      </w:pPr>
       <w:r>
-        <w:rPr>
-          <w:b/>
-          <w:sz w:val="22"/>
-        </w:rPr>
-        <w:t>Question: Wernicke's encephalopathy is caused by the deficiency of:</w:t>
+        <w:t xml:space="preserve">Question: A patient with a chest tube has the drainage system knocked over. The nurse should:</w:t>
       </w:r>
     </w:p>
     <w:p>
-      <w:pPr>
-        <w:spacing w:after="0" w:before="0"/>
-      </w:pPr>
       <w:r>
-        <w:rPr>
-          <w:b w:val="0"/>
-          <w:sz w:val="22"/>
-        </w:rPr>
-        <w:t>(a) Vitamin-A</w:t>
+        <w:t xml:space="preserve">(a) Upright it immediately and check the water seal</w:t>
       </w:r>
     </w:p>
     <w:p>
-      <w:pPr>
-        <w:spacing w:after="0" w:before="0"/>
-      </w:pPr>
       <w:r>
-        <w:rPr>
-          <w:b w:val="0"/>
-          <w:sz w:val="22"/>
-        </w:rPr>
-        <w:t>(b) Thiamine</w:t>
+        <w:t xml:space="preserve">(b) Leave it tipped</w:t>
       </w:r>
     </w:p>
     <w:p>
-      <w:pPr>
-        <w:spacing w:after="0" w:before="0"/>
-      </w:pPr>
       <w:r>
-        <w:rPr>
-          <w:b w:val="0"/>
-          <w:sz w:val="22"/>
-        </w:rPr>
-        <w:t>(c) Vitamin-D</w:t>
+        <w:t xml:space="preserve">(c) Disconnect the tube</w:t>
       </w:r>
     </w:p>
     <w:p>
-      <w:pPr>
-        <w:spacing w:after="0" w:before="0"/>
-      </w:pPr>
       <w:r>
-        <w:rPr>
-          <w:b w:val="0"/>
-          <w:sz w:val="22"/>
-        </w:rPr>
-        <w:t>(d) Riboflavin</w:t>
+        <w:t xml:space="preserve">(d) Clamp permanently</w:t>
       </w:r>
     </w:p>
     <w:p>
-      <w:pPr>
-        <w:spacing w:after="0" w:before="40"/>
-      </w:pPr>
       <w:r>
-        <w:rPr>
-          <w:b/>
-          <w:sz w:val="22"/>
-        </w:rPr>
-        <w:t>Answer: b</w:t>
+        <w:t xml:space="preserve">Answer: a</w:t>
       </w:r>
     </w:p>
     <w:p>
-      <w:pPr>
-        <w:spacing w:after="0" w:before="0"/>
-      </w:pPr>
       <w:r>
-        <w:rPr>
-          <w:b w:val="0"/>
-          <w:sz w:val="21"/>
-        </w:rPr>
-        <w:t>Solution: Wernicke's encephalopathy is caused by thiamine (vitamin B1) deficiency, classically in alcoholics.</w:t>
+        <w:t xml:space="preserve">Solution: If the drainage system tips, it is righted and the water seal checked/restored — the system stays below chest level; the patient is assessed for pneumothorax.</w:t>
       </w:r>
     </w:p>
     <w:p>
-      <w:pPr>
-        <w:spacing w:after="0" w:before="0"/>
-      </w:pPr>
       <w:r>
-        <w:rPr>
-          <w:b w:val="0"/>
-          <w:sz w:val="20"/>
-        </w:rPr>
-        <w:t>Positive Marks: 1</w:t>
+        <w:t xml:space="preserve">Positive Marks: 1</w:t>
       </w:r>
     </w:p>
     <w:p>
-      <w:pPr>
-        <w:spacing w:after="160" w:before="0"/>
-      </w:pPr>
       <w:r>
-        <w:rPr>
-          <w:b w:val="0"/>
-          <w:sz w:val="20"/>
-        </w:rPr>
-        <w:t>Negative Marks: 0.25</w:t>
+        <w:t xml:space="preserve">Negative Marks: 0.25</w:t>
       </w:r>
     </w:p>
     <w:p>
-      <w:pPr>
-        <w:spacing w:after="20" w:before="120"/>
-      </w:pPr>
       <w:r>
-        <w:rPr>
-          <w:b/>
-          <w:sz w:val="22"/>
-        </w:rPr>
-        <w:t>Question: Which of the following vitamin deficiency leads to bleed gums?</w:t>
+        <w:t xml:space="preserve">Question: A nurse is preparing to administer an intramuscular injection to a client with a very small muscle mass. Which needle length is most appropriate?</w:t>
       </w:r>
     </w:p>
     <w:p>
-      <w:pPr>
-        <w:spacing w:after="0" w:before="0"/>
-      </w:pPr>
       <w:r>
-        <w:rPr>
-          <w:b w:val="0"/>
-          <w:sz w:val="22"/>
-        </w:rPr>
-        <w:t>(a) Vitamin A</w:t>
+        <w:t xml:space="preserve">(a) 1/2 inch</w:t>
       </w:r>
     </w:p>
     <w:p>
-      <w:pPr>
-        <w:spacing w:after="0" w:before="0"/>
-      </w:pPr>
       <w:r>
-        <w:rPr>
-          <w:b w:val="0"/>
-          <w:sz w:val="22"/>
-        </w:rPr>
-        <w:t>(b) Vitamin B</w:t>
+        <w:t xml:space="preserve">(b) 5/8 inch</w:t>
       </w:r>
     </w:p>
     <w:p>
-      <w:pPr>
-        <w:spacing w:after="0" w:before="0"/>
-      </w:pPr>
       <w:r>
-        <w:rPr>
-          <w:b w:val="0"/>
-          <w:sz w:val="22"/>
-        </w:rPr>
-        <w:t>(c) Vitamin C</w:t>
+        <w:t xml:space="preserve">(c) 1 inch</w:t>
       </w:r>
     </w:p>
     <w:p>
-      <w:pPr>
-        <w:spacing w:after="0" w:before="0"/>
-      </w:pPr>
       <w:r>
-        <w:rPr>
-          <w:b w:val="0"/>
-          <w:sz w:val="22"/>
-        </w:rPr>
-        <w:t>(d) Vitamin K</w:t>
+        <w:t xml:space="preserve">(d) 1 1/2 inch</w:t>
       </w:r>
     </w:p>
     <w:p>
-      <w:pPr>
-        <w:spacing w:after="0" w:before="40"/>
-      </w:pPr>
       <w:r>
-        <w:rPr>
-          <w:b/>
-          <w:sz w:val="22"/>
-        </w:rPr>
-        <w:t>Answer: c</w:t>
+        <w:t xml:space="preserve">Answer: b</w:t>
       </w:r>
     </w:p>
     <w:p>
-      <w:pPr>
-        <w:spacing w:after="0" w:before="0"/>
-      </w:pPr>
       <w:r>
-        <w:rPr>
-          <w:b w:val="0"/>
-          <w:sz w:val="21"/>
-        </w:rPr>
-        <w:t>Solution: Deficiency of Vitamin C can lead to bleeding gums. Vitamin C, also known as ascorbic acid, is essential for the synthesis of collagen, a protein that helps in maintaining the integrity of blood vessels. When there is a deficiency of Vitamin C, the blood vessels become weak and fragile, leading to bleeding gums. This condition is known as scurvy. "Harrison's Principles of Internal Medicine</w:t>
+        <w:t xml:space="preserve">Solution: For clients with small muscle mass (e.g., children, thin adults), a shorter needle (5/8–1 inch) is selected to avoid injecting into deeper structures; 5/8 inch is appropriate for the deltoid of a small adult. 1/2 inch is for subcutaneous, while 1 1/2 inch is for the gluteal site in average adults.</w:t>
       </w:r>
     </w:p>
     <w:p>
-      <w:pPr>
-        <w:spacing w:after="0" w:before="0"/>
-      </w:pPr>
       <w:r>
-        <w:rPr>
-          <w:b w:val="0"/>
-          <w:sz w:val="20"/>
-        </w:rPr>
-        <w:t>Positive Marks: 1</w:t>
+        <w:t xml:space="preserve">Positive Marks: 1</w:t>
       </w:r>
     </w:p>
     <w:p>
-      <w:pPr>
-        <w:spacing w:after="160" w:before="0"/>
-      </w:pPr>
       <w:r>
-        <w:rPr>
-          <w:b w:val="0"/>
-          <w:sz w:val="20"/>
-        </w:rPr>
-        <w:t>Negative Marks: 0.25</w:t>
+        <w:t xml:space="preserve">Negative Marks: 0.25</w:t>
       </w:r>
     </w:p>
     <w:p>
-      <w:pPr>
-        <w:spacing w:after="20" w:before="120"/>
-      </w:pPr>
       <w:r>
-        <w:rPr>
-          <w:b/>
-          <w:sz w:val="22"/>
-        </w:rPr>
-        <w:t>Question: During peritonitis perforation laparotomy surgery is conducted, Central line is administered in this case what is the most important significance of the central line administration here ?</w:t>
+        <w:t xml:space="preserve"/>
       </w:r>
     </w:p>
     <w:p>
-      <w:pPr>
-        <w:spacing w:after="0" w:before="0"/>
-      </w:pPr>
       <w:r>
-        <w:rPr>
-          <w:b w:val="0"/>
-          <w:sz w:val="22"/>
-        </w:rPr>
-        <w:t>(a) Fluid administration</w:t>
+        <w:t xml:space="preserve">Question: A client on a clear liquid diet asks the nurse what she may eat. Which item should the nurse say is allowed?</w:t>
       </w:r>
     </w:p>
     <w:p>
-      <w:pPr>
-        <w:spacing w:after="0" w:before="0"/>
-      </w:pPr>
       <w:r>
-        <w:rPr>
-          <w:b w:val="0"/>
-          <w:sz w:val="22"/>
-        </w:rPr>
-        <w:t>(b) Spo2 Measurement</w:t>
+        <w:t xml:space="preserve">(a) Skim milk</w:t>
       </w:r>
     </w:p>
     <w:p>
-      <w:pPr>
-        <w:spacing w:after="0" w:before="0"/>
-      </w:pPr>
       <w:r>
-        <w:rPr>
-          <w:b w:val="0"/>
-          <w:sz w:val="22"/>
-        </w:rPr>
-        <w:t>(c) ABG Analysis</w:t>
+        <w:t xml:space="preserve">(b) Orange juice with pulp</w:t>
       </w:r>
     </w:p>
     <w:p>
-      <w:pPr>
-        <w:spacing w:after="0" w:before="0"/>
-      </w:pPr>
       <w:r>
-        <w:rPr>
-          <w:b w:val="0"/>
-          <w:sz w:val="22"/>
-        </w:rPr>
-        <w:t>(d) CVP Measurement</w:t>
+        <w:t xml:space="preserve">(c) Clear gelatin</w:t>
       </w:r>
     </w:p>
     <w:p>
-      <w:pPr>
-        <w:spacing w:after="0" w:before="40"/>
-      </w:pPr>
       <w:r>
-        <w:rPr>
-          <w:b/>
-          <w:sz w:val="22"/>
-        </w:rPr>
-        <w:t>Answer: d</w:t>
+        <w:t xml:space="preserve">(d) Cream of wheat</w:t>
       </w:r>
     </w:p>
     <w:p>
-      <w:pPr>
-        <w:spacing w:after="0" w:before="0"/>
-      </w:pPr>
       <w:r>
-        <w:rPr>
-          <w:b w:val="0"/>
-          <w:sz w:val="21"/>
-        </w:rPr>
-        <w:t>Solution: A central line is used to measure central venous pressure (CVP), which guides fluid therapy in peritonitis/laparotomy.</w:t>
+        <w:t xml:space="preserve">Answer: c</w:t>
       </w:r>
     </w:p>
     <w:p>
-      <w:pPr>
-        <w:spacing w:after="0" w:before="0"/>
-      </w:pPr>
       <w:r>
-        <w:rPr>
-          <w:b w:val="0"/>
-          <w:sz w:val="20"/>
-        </w:rPr>
-        <w:t>Positive Marks: 1</w:t>
+        <w:t xml:space="preserve">Solution: A clear liquid diet consists of foods that are liquid at room temperature and leave little residue, such as clear gelatin, broth, clear juices, and tea. Skim milk and cream of wheat belong to the full liquid diet, and pulp-containing juice is not clear.</w:t>
       </w:r>
     </w:p>
     <w:p>
-      <w:pPr>
-        <w:spacing w:after="160" w:before="0"/>
-      </w:pPr>
       <w:r>
-        <w:rPr>
-          <w:b w:val="0"/>
-          <w:sz w:val="20"/>
-        </w:rPr>
-        <w:t>Negative Marks: 0.25</w:t>
+        <w:t xml:space="preserve">Positive Marks: 1</w:t>
       </w:r>
     </w:p>
     <w:p>
-      <w:pPr>
-        <w:spacing w:after="20" w:before="120"/>
-      </w:pPr>
       <w:r>
-        <w:rPr>
-          <w:b/>
-          <w:sz w:val="22"/>
-        </w:rPr>
-        <w:t>Question: Which of the following is an X-linked recessive disorder?</w:t>
+        <w:t xml:space="preserve">Negative Marks: 0.25</w:t>
       </w:r>
     </w:p>
     <w:p>
-      <w:pPr>
-        <w:spacing w:after="0" w:before="0"/>
-      </w:pPr>
       <w:r>
-        <w:rPr>
-          <w:b w:val="0"/>
-          <w:sz w:val="22"/>
-        </w:rPr>
-        <w:t>(a) Haemophilia A</w:t>
+        <w:t xml:space="preserve"/>
       </w:r>
     </w:p>
     <w:p>
-      <w:pPr>
-        <w:spacing w:after="0" w:before="0"/>
-      </w:pPr>
       <w:r>
-        <w:rPr>
-          <w:b w:val="0"/>
-          <w:sz w:val="22"/>
-        </w:rPr>
-        <w:t>(b) Marfan syndrome</w:t>
+        <w:t xml:space="preserve">Question: The nurse understands that the primary purpose of the nursing process is to:</w:t>
       </w:r>
     </w:p>
     <w:p>
-      <w:pPr>
-        <w:spacing w:after="0" w:before="0"/>
-      </w:pPr>
       <w:r>
-        <w:rPr>
-          <w:b w:val="0"/>
-          <w:sz w:val="22"/>
-        </w:rPr>
-        <w:t>(c) Osteogenesis imperfecta</w:t>
+        <w:t xml:space="preserve">(a) Provide a framework for individualized client care</w:t>
       </w:r>
     </w:p>
     <w:p>
-      <w:pPr>
-        <w:spacing w:after="0" w:before="0"/>
-      </w:pPr>
       <w:r>
-        <w:rPr>
-          <w:b w:val="0"/>
-          <w:sz w:val="22"/>
-        </w:rPr>
-        <w:t>(d) Huntington's disease</w:t>
+        <w:t xml:space="preserve">(b) Document care for legal purposes</w:t>
       </w:r>
     </w:p>
     <w:p>
-      <w:pPr>
-        <w:spacing w:after="0" w:before="40"/>
-      </w:pPr>
       <w:r>
-        <w:rPr>
-          <w:b/>
-          <w:sz w:val="22"/>
-        </w:rPr>
-        <w:t>Answer: a</w:t>
+        <w:t xml:space="preserve">(c) Assign tasks to nursing assistants</w:t>
       </w:r>
     </w:p>
     <w:p>
-      <w:pPr>
-        <w:spacing w:after="0" w:before="0"/>
-      </w:pPr>
       <w:r>
-        <w:rPr>
-          <w:b w:val="0"/>
-          <w:sz w:val="21"/>
-        </w:rPr>
-        <w:t>Solution: Haemophilia A (factor VIII deficiency) is an X-linked recessive disorder; affected males inherit the defective X chromosome from carrier mothers, while Huntington's disease and Marfan syndrome are autosomal dominant.</w:t>
+        <w:t xml:space="preserve">(d) Reduce the cost of health care</w:t>
       </w:r>
     </w:p>
     <w:p>
-      <w:pPr>
-        <w:spacing w:after="0" w:before="0"/>
-      </w:pPr>
       <w:r>
-        <w:rPr>
-          <w:b w:val="0"/>
-          <w:sz w:val="20"/>
-        </w:rPr>
-        <w:t>Positive Marks: 1</w:t>
+        <w:t xml:space="preserve">Answer: a</w:t>
       </w:r>
     </w:p>
     <w:p>
-      <w:pPr>
-        <w:spacing w:after="160" w:before="0"/>
-      </w:pPr>
       <w:r>
-        <w:rPr>
-          <w:b w:val="0"/>
-          <w:sz w:val="20"/>
-        </w:rPr>
-        <w:t>Negative Marks: 0.25</w:t>
+        <w:t xml:space="preserve">Solution: The nursing process (assessment, diagnosis, planning, implementation, evaluation) is a systematic framework that guides individualized, client-centered care. Documentation and delegation are outcomes of using the process, not its primary purpose.</w:t>
       </w:r>
     </w:p>
     <w:p>
-      <w:pPr>
-        <w:spacing w:after="20" w:before="120"/>
-      </w:pPr>
       <w:r>
-        <w:rPr>
-          <w:b/>
-          <w:sz w:val="22"/>
-        </w:rPr>
-        <w:t>Question: The nurse is preparing to administer a viscous, irritating drug by IM injection. Which technique is most appropriate?</w:t>
+        <w:t xml:space="preserve">Positive Marks: 1</w:t>
       </w:r>
     </w:p>
     <w:p>
-      <w:pPr>
-        <w:spacing w:after="0" w:before="0"/>
-      </w:pPr>
       <w:r>
-        <w:rPr>
-          <w:b w:val="0"/>
-          <w:sz w:val="22"/>
-        </w:rPr>
-        <w:t>(a) Use the Z-track method</w:t>
+        <w:t xml:space="preserve">Negative Marks: 0.25</w:t>
       </w:r>
     </w:p>
     <w:p>
-      <w:pPr>
-        <w:spacing w:after="0" w:before="0"/>
-      </w:pPr>
       <w:r>
-        <w:rPr>
-          <w:b w:val="0"/>
-          <w:sz w:val="22"/>
-        </w:rPr>
-        <w:t>(b) Inject 2 mL into the deltoid</w:t>
+        <w:t xml:space="preserve"/>
       </w:r>
     </w:p>
     <w:p>
-      <w:pPr>
-        <w:spacing w:after="0" w:before="0"/>
-      </w:pPr>
       <w:r>
-        <w:rPr>
-          <w:b w:val="0"/>
-          <w:sz w:val="22"/>
-        </w:rPr>
-        <w:t>(c) Use the air-lock technique with a 45° angle</w:t>
+        <w:t xml:space="preserve">Question: Which position is most appropriate for a client who has just had a lumbar puncture?</w:t>
       </w:r>
     </w:p>
     <w:p>
-      <w:pPr>
-        <w:spacing w:after="0" w:before="0"/>
-      </w:pPr>
       <w:r>
-        <w:rPr>
-          <w:b w:val="0"/>
-          <w:sz w:val="22"/>
-        </w:rPr>
-        <w:t>(d) Aspirate and inject rapidly</w:t>
+        <w:t xml:space="preserve">(a) Trendelenburg</w:t>
       </w:r>
     </w:p>
     <w:p>
-      <w:pPr>
-        <w:spacing w:after="0" w:before="40"/>
-      </w:pPr>
       <w:r>
-        <w:rPr>
-          <w:b/>
-          <w:sz w:val="22"/>
-        </w:rPr>
-        <w:t>Answer: a</w:t>
+        <w:t xml:space="preserve">(b) Prone with head turned to one side</w:t>
       </w:r>
     </w:p>
     <w:p>
-      <w:pPr>
-        <w:spacing w:after="0" w:before="0"/>
-      </w:pPr>
       <w:r>
-        <w:rPr>
-          <w:b w:val="0"/>
-          <w:sz w:val="21"/>
-        </w:rPr>
-        <w:t>Solution: Z-track injection seals the drug track and prevents leakage of irritating drugs into subcutaneous tissue; the ventrogluteal site is preferred for such drugs.</w:t>
+        <w:t xml:space="preserve">(c) Supine for a few hours</w:t>
       </w:r>
     </w:p>
     <w:p>
-      <w:pPr>
-        <w:spacing w:after="0" w:before="0"/>
-      </w:pPr>
       <w:r>
-        <w:rPr>
-          <w:b w:val="0"/>
-          <w:sz w:val="20"/>
-        </w:rPr>
-        <w:t>Positive Marks: 1</w:t>
+        <w:t xml:space="preserve">(d) High Fowler's</w:t>
       </w:r>
     </w:p>
     <w:p>
-      <w:pPr>
-        <w:spacing w:after="160" w:before="0"/>
-      </w:pPr>
       <w:r>
-        <w:rPr>
-          <w:b w:val="0"/>
-          <w:sz w:val="20"/>
-        </w:rPr>
-        <w:t>Negative Marks: 0.25</w:t>
+        <w:t xml:space="preserve">Answer: c</w:t>
       </w:r>
     </w:p>
     <w:p>
-      <w:pPr>
-        <w:spacing w:after="20" w:before="120"/>
-      </w:pPr>
       <w:r>
-        <w:rPr>
-          <w:b/>
-          <w:sz w:val="22"/>
-        </w:rPr>
-        <w:t>Question: On which date was the milestone of 100 crore vaccinations (Covaxin + Covishield) completed in India?</w:t>
+        <w:t xml:space="preserve">Solution: After a lumbar puncture, the client remains supine (flat) for several hours to prevent post-lumbar puncture headache caused by CSF leakage. Trendelenburg and prone positions are not indicated.</w:t>
       </w:r>
     </w:p>
     <w:p>
-      <w:pPr>
-        <w:spacing w:after="0" w:before="0"/>
-      </w:pPr>
       <w:r>
-        <w:rPr>
-          <w:b w:val="0"/>
-          <w:sz w:val="22"/>
-        </w:rPr>
-        <w:t>(a) 20.10.2021,</w:t>
+        <w:t xml:space="preserve">Positive Marks: 1</w:t>
       </w:r>
     </w:p>
     <w:p>
-      <w:pPr>
-        <w:spacing w:after="0" w:before="0"/>
-      </w:pPr>
       <w:r>
-        <w:rPr>
-          <w:b w:val="0"/>
-          <w:sz w:val="22"/>
-        </w:rPr>
-        <w:t>(b) 22.10.2021,</w:t>
+        <w:t xml:space="preserve">Negative Marks: 0.25</w:t>
       </w:r>
     </w:p>
     <w:p>
-      <w:pPr>
-        <w:spacing w:after="0" w:before="0"/>
-      </w:pPr>
       <w:r>
-        <w:rPr>
-          <w:b w:val="0"/>
-          <w:sz w:val="22"/>
-        </w:rPr>
-        <w:t>(c) 19.10.2021,</w:t>
+        <w:t xml:space="preserve"/>
       </w:r>
     </w:p>
     <w:p>
-      <w:pPr>
-        <w:spacing w:after="0" w:before="0"/>
-      </w:pPr>
       <w:r>
-        <w:rPr>
-          <w:b w:val="0"/>
-          <w:sz w:val="22"/>
-        </w:rPr>
-        <w:t>(d) 21.10.2021,</w:t>
+        <w:t xml:space="preserve">Question: A nurse observes that a hospitalized client's oxygen saturation has dropped to 88%. What is the nurse's first action?</w:t>
       </w:r>
     </w:p>
     <w:p>
-      <w:pPr>
-        <w:spacing w:after="0" w:before="40"/>
-      </w:pPr>
       <w:r>
-        <w:rPr>
-          <w:b/>
-          <w:sz w:val="22"/>
-        </w:rPr>
-        <w:t>Answer: d</w:t>
+        <w:t xml:space="preserve">(a) Notify the physician immediately</w:t>
       </w:r>
     </w:p>
     <w:p>
-      <w:pPr>
-        <w:spacing w:after="0" w:before="0"/>
-      </w:pPr>
       <w:r>
-        <w:rPr>
-          <w:b w:val="0"/>
-          <w:sz w:val="21"/>
-        </w:rPr>
-        <w:t>Solution: The milestone of 100 crore vaccinations (Covaxin + Covishield) in India was completed on 21.10.2021 (option a). This significant achievement marked the administration of 100 crore doses of COVID-19 vaccines in India's nationwide vaccination campaign. The combined use of Covaxin and Covishield, which are the two primary vaccines being administered in India, contributed to reaching this milestone in the ongoing efforts to protect the population against COVID-19.</w:t>
+        <w:t xml:space="preserve">(b) Increase the oxygen flow rate</w:t>
       </w:r>
     </w:p>
     <w:p>
-      <w:pPr>
-        <w:spacing w:after="0" w:before="0"/>
-      </w:pPr>
       <w:r>
-        <w:rPr>
-          <w:b w:val="0"/>
-          <w:sz w:val="20"/>
-        </w:rPr>
-        <w:t>Positive Marks: 1</w:t>
+        <w:t xml:space="preserve">(c) Reassess the client's respiratory status and check the equipment</w:t>
       </w:r>
     </w:p>
     <w:p>
-      <w:pPr>
-        <w:spacing w:after="160" w:before="0"/>
-      </w:pPr>
       <w:r>
-        <w:rPr>
-          <w:b w:val="0"/>
-          <w:sz w:val="20"/>
-        </w:rPr>
-        <w:t>Negative Marks: 0.25</w:t>
+        <w:t xml:space="preserve">(d) Elevate the head of the bed to high Fowler's</w:t>
       </w:r>
     </w:p>
     <w:p>
-      <w:pPr>
-        <w:spacing w:after="20" w:before="120"/>
-      </w:pPr>
       <w:r>
-        <w:rPr>
-          <w:b/>
-          <w:sz w:val="22"/>
-        </w:rPr>
-        <w:t>Question: In the emergency department, during CPR of a neonate, the on-duty nurse is unable to access a venous site. What is the priority next action?</w:t>
+        <w:t xml:space="preserve">Answer: c</w:t>
       </w:r>
     </w:p>
     <w:p>
-      <w:pPr>
-        <w:spacing w:after="0" w:before="0"/>
-      </w:pPr>
       <w:r>
-        <w:rPr>
-          <w:b w:val="0"/>
-          <w:sz w:val="22"/>
-        </w:rPr>
-        <w:t>(a) Direct injection into an artery</w:t>
+        <w:t xml:space="preserve">Solution: The nurse first reassesses the client and verifies that the probe is correctly placed and the equipment is working before making changes or notifying the physician. A low reading can be caused by a displaced probe, poor perfusion, or loose connection.</w:t>
       </w:r>
     </w:p>
     <w:p>
-      <w:pPr>
-        <w:spacing w:after="0" w:before="0"/>
-      </w:pPr>
       <w:r>
-        <w:rPr>
-          <w:b w:val="0"/>
-          <w:sz w:val="22"/>
-        </w:rPr>
-        <w:t>(b) Cut down and inject directly</w:t>
+        <w:t xml:space="preserve">Positive Marks: 1</w:t>
       </w:r>
     </w:p>
     <w:p>
-      <w:pPr>
-        <w:spacing w:after="0" w:before="0"/>
-      </w:pPr>
       <w:r>
-        <w:rPr>
-          <w:b w:val="0"/>
-          <w:sz w:val="22"/>
-        </w:rPr>
-        <w:t>(c) Direct injection into the intraosseous space of the tibia</w:t>
+        <w:t xml:space="preserve">Negative Marks: 0.25</w:t>
       </w:r>
     </w:p>
     <w:p>
-      <w:pPr>
-        <w:spacing w:after="0" w:before="0"/>
-      </w:pPr>
       <w:r>
-        <w:rPr>
-          <w:b w:val="0"/>
-          <w:sz w:val="22"/>
-        </w:rPr>
-        <w:t>(d) Plan for a central line</w:t>
+        <w:t xml:space="preserve"/>
       </w:r>
     </w:p>
     <w:p>
-      <w:pPr>
-        <w:spacing w:after="0" w:before="40"/>
-      </w:pPr>
       <w:r>
-        <w:rPr>
-          <w:b/>
-          <w:sz w:val="22"/>
-        </w:rPr>
-        <w:t>Answer: c</w:t>
+        <w:t xml:space="preserve">Question: Which of the following is a characteristic of a stage II pressure injury?</w:t>
       </w:r>
     </w:p>
     <w:p>
-      <w:pPr>
-        <w:spacing w:after="0" w:before="0"/>
-      </w:pPr>
       <w:r>
-        <w:rPr>
-          <w:b w:val="0"/>
-          <w:sz w:val="21"/>
-        </w:rPr>
-        <w:t>Solution: If venous access cannot be established within 90 seconds (3 attempts) during neonatal resuscitation, intraosseous (IO) access is the preferred alternative route for drugs and fluids.</w:t>
+        <w:t xml:space="preserve">(a) Non-blanchable redness of intact skin</w:t>
       </w:r>
     </w:p>
     <w:p>
-      <w:pPr>
-        <w:spacing w:after="0" w:before="0"/>
-      </w:pPr>
       <w:r>
-        <w:rPr>
-          <w:b w:val="0"/>
-          <w:sz w:val="20"/>
-        </w:rPr>
-        <w:t>Positive Marks: 1</w:t>
+        <w:t xml:space="preserve">(b) Full-thickness skin loss with exposed bone</w:t>
       </w:r>
     </w:p>
     <w:p>
-      <w:pPr>
-        <w:spacing w:after="160" w:before="0"/>
-      </w:pPr>
       <w:r>
-        <w:rPr>
-          <w:b w:val="0"/>
-          <w:sz w:val="20"/>
-        </w:rPr>
-        <w:t>Negative Marks: 0.25</w:t>
+        <w:t xml:space="preserve">(c) Partial-thickness skin loss with a shallow open ulcer</w:t>
       </w:r>
     </w:p>
     <w:p>
-      <w:pPr>
-        <w:spacing w:after="20" w:before="120"/>
-      </w:pPr>
       <w:r>
-        <w:rPr>
-          <w:b/>
-          <w:sz w:val="22"/>
-        </w:rPr>
-        <w:t>Question: Before suturing at the end of an open abdominal surgery, what is the mandatory priority action for the scrub nurse?</w:t>
+        <w:t xml:space="preserve">(d) Visible subcutaneous fat with slough</w:t>
       </w:r>
     </w:p>
     <w:p>
-      <w:pPr>
-        <w:spacing w:after="0" w:before="0"/>
-      </w:pPr>
       <w:r>
-        <w:rPr>
-          <w:b w:val="0"/>
-          <w:sz w:val="22"/>
-        </w:rPr>
-        <w:t>(a) Perform complete sponge, needle, and instrument count with circulator</w:t>
+        <w:t xml:space="preserve">Answer: c</w:t>
       </w:r>
     </w:p>
     <w:p>
-      <w:pPr>
-        <w:spacing w:after="0" w:before="0"/>
-      </w:pPr>
       <w:r>
-        <w:rPr>
-          <w:b w:val="0"/>
-          <w:sz w:val="22"/>
-        </w:rPr>
-        <w:t>(b) Change surgical gown</w:t>
+        <w:t xml:space="preserve">Solution: Stage II pressure injury presents as partial-thickness skin loss with a shallow open ulcer or intact/ruptured serum-filled blister. Stage I is non-blanchable erythema; stage III involves full-thickness loss with visible fat; stage IV exposes bone, tendon, or muscle.</w:t>
       </w:r>
     </w:p>
     <w:p>
-      <w:pPr>
-        <w:spacing w:after="0" w:before="0"/>
-      </w:pPr>
       <w:r>
-        <w:rPr>
-          <w:b w:val="0"/>
-          <w:sz w:val="22"/>
-        </w:rPr>
-        <w:t>(c) Clean instruments</w:t>
+        <w:t xml:space="preserve">Positive Marks: 1</w:t>
       </w:r>
     </w:p>
     <w:p>
-      <w:pPr>
-        <w:spacing w:after="0" w:before="0"/>
-      </w:pPr>
       <w:r>
-        <w:rPr>
-          <w:b w:val="0"/>
-          <w:sz w:val="22"/>
-        </w:rPr>
-        <w:t>(d) Disinfection of OT room</w:t>
+        <w:t xml:space="preserve">Negative Marks: 0.25</w:t>
       </w:r>
     </w:p>
     <w:p>
-      <w:pPr>
-        <w:spacing w:after="0" w:before="40"/>
-      </w:pPr>
       <w:r>
-        <w:rPr>
-          <w:b/>
-          <w:sz w:val="22"/>
-        </w:rPr>
-        <w:t>Answer: a</w:t>
+        <w:t xml:space="preserve"/>
       </w:r>
     </w:p>
     <w:p>
-      <w:pPr>
-        <w:spacing w:after="0" w:before="0"/>
-      </w:pPr>
       <w:r>
-        <w:rPr>
-          <w:b w:val="0"/>
-          <w:sz w:val="21"/>
-        </w:rPr>
-        <w:t>Solution: A dual, verified count of surgical sponges, needles, and instruments before peritoneal closure is mandatory to prevent retained surgical items (gossypiboma).</w:t>
+        <w:t xml:space="preserve">Question: The nurse is irrigating a client's colostomy. What is the most common purpose of this procedure?</w:t>
       </w:r>
     </w:p>
     <w:p>
-      <w:pPr>
-        <w:spacing w:after="0" w:before="0"/>
-      </w:pPr>
       <w:r>
-        <w:rPr>
-          <w:b w:val="0"/>
-          <w:sz w:val="20"/>
-        </w:rPr>
-        <w:t>Positive Marks: 1</w:t>
+        <w:t xml:space="preserve">(a) To promote regular bowel elimination</w:t>
       </w:r>
     </w:p>
     <w:p>
-      <w:pPr>
-        <w:spacing w:after="160" w:before="0"/>
-      </w:pPr>
       <w:r>
-        <w:rPr>
-          <w:b w:val="0"/>
-          <w:sz w:val="20"/>
-        </w:rPr>
-        <w:t>Negative Marks: 0.25</w:t>
+        <w:t xml:space="preserve">(b) To treat an obstruction</w:t>
       </w:r>
     </w:p>
     <w:p>
-      <w:pPr>
-        <w:spacing w:after="20" w:before="120"/>
-      </w:pPr>
       <w:r>
-        <w:rPr>
-          <w:b/>
-          <w:sz w:val="22"/>
-        </w:rPr>
-        <w:t>Question: Which of the following is primary prevention in skin</w:t>
+        <w:t xml:space="preserve">(c) To reduce the odor of stool</w:t>
       </w:r>
     </w:p>
     <w:p>
-      <w:pPr>
-        <w:spacing w:after="0" w:before="0"/>
-      </w:pPr>
       <w:r>
-        <w:rPr>
-          <w:b w:val="0"/>
-          <w:sz w:val="22"/>
-        </w:rPr>
-        <w:t>(a) Professional skin examination and self skin</w:t>
+        <w:t xml:space="preserve">(d) To heal the peristomal skin</w:t>
       </w:r>
     </w:p>
     <w:p>
-      <w:pPr>
-        <w:spacing w:after="0" w:before="0"/>
-      </w:pPr>
       <w:r>
-        <w:rPr>
-          <w:b w:val="0"/>
-          <w:sz w:val="22"/>
-        </w:rPr>
-        <w:t>(b) Health education regarding treatment cornph chemotherapy</w:t>
+        <w:t xml:space="preserve">Answer: a</w:t>
       </w:r>
     </w:p>
     <w:p>
-      <w:pPr>
-        <w:spacing w:after="0" w:before="0"/>
-      </w:pPr>
       <w:r>
-        <w:rPr>
-          <w:b w:val="0"/>
-          <w:sz w:val="22"/>
-        </w:rPr>
-        <w:t>(c) Applying sunscreen creams and lotions while</w:t>
+        <w:t xml:space="preserve">Solution: Colostomy irrigation is used to establish a pattern of regular bowel elimination by instilling warm water into the stoma to stimulate evacuation. It is not used to treat obstruction, reduce odor, or heal skin.</w:t>
       </w:r>
     </w:p>
     <w:p>
-      <w:pPr>
-        <w:spacing w:after="0" w:before="0"/>
-      </w:pPr>
       <w:r>
-        <w:rPr>
-          <w:b w:val="0"/>
-          <w:sz w:val="22"/>
-        </w:rPr>
-        <w:t>(d) Early diagnosis and initiation of treatment for skin</w:t>
+        <w:t xml:space="preserve">Positive Marks: 1</w:t>
       </w:r>
     </w:p>
     <w:p>
-      <w:pPr>
-        <w:spacing w:after="0" w:before="40"/>
-      </w:pPr>
       <w:r>
-        <w:rPr>
-          <w:b/>
-          <w:sz w:val="22"/>
-        </w:rPr>
-        <w:t>Answer: c</w:t>
+        <w:t xml:space="preserve">Negative Marks: 0.25</w:t>
       </w:r>
     </w:p>
     <w:p>
-      <w:pPr>
-        <w:spacing w:after="0" w:before="0"/>
-      </w:pPr>
       <w:r>
-        <w:rPr>
-          <w:b w:val="0"/>
-          <w:sz w:val="21"/>
-        </w:rPr>
-        <w:t>Solution: Applying sunscreen creams and lotions is an example of primary prevention in skin care. Primary prevention aims to prevent the occurrence of a disease or condition by taking measures to reduce risk factors and promote health. In the context of skin care, applying sunscreen creams and lotions with appropriate sun protection factor (SPF) helps to protect the skin from the harmful effects of ultraviolet (UV) radiation, which can lead to sunburn, premature aging, and an increased risk of skin cancer. Other examples of primary prevention in skin care include avoiding excessive sun exposure, wearing protective clothing, and seeking shade during peak sun hours. "Fitzpatrick's Dermatology in General Medicine</w:t>
+        <w:t xml:space="preserve"/>
       </w:r>
     </w:p>
     <w:p>
-      <w:pPr>
-        <w:spacing w:after="0" w:before="0"/>
-      </w:pPr>
       <w:r>
-        <w:rPr>
-          <w:b w:val="0"/>
-          <w:sz w:val="20"/>
-        </w:rPr>
-        <w:t>Positive Marks: 1</w:t>
+        <w:t xml:space="preserve">Question: A client with heart failure is prescribed digoxin. Which finding would indicate digoxin toxicity?</w:t>
       </w:r>
     </w:p>
     <w:p>
-      <w:pPr>
-        <w:spacing w:after="160" w:before="0"/>
-      </w:pPr>
       <w:r>
-        <w:rPr>
-          <w:b w:val="0"/>
-          <w:sz w:val="20"/>
-        </w:rPr>
-        <w:t>Negative Marks: 0.25</w:t>
+        <w:t xml:space="preserve">(a) Heart rate of 78 beats per minute</w:t>
       </w:r>
     </w:p>
     <w:p>
-      <w:pPr>
-        <w:spacing w:after="20" w:before="120"/>
-      </w:pPr>
       <w:r>
-        <w:rPr>
-          <w:b/>
-          <w:sz w:val="22"/>
-        </w:rPr>
-        <w:t>Question: Vaccine that can be freeze and still it does not lose its potency</w:t>
+        <w:t xml:space="preserve">(b) Anorexia and nausea</w:t>
       </w:r>
     </w:p>
     <w:p>
-      <w:pPr>
-        <w:spacing w:after="0" w:before="0"/>
-      </w:pPr>
       <w:r>
-        <w:rPr>
-          <w:b w:val="0"/>
-          <w:sz w:val="22"/>
-        </w:rPr>
-        <w:t>(a) MMR</w:t>
+        <w:t xml:space="preserve">(c) Blood pressure of 120/80 mm Hg</w:t>
       </w:r>
     </w:p>
     <w:p>
-      <w:pPr>
-        <w:spacing w:after="0" w:before="0"/>
-      </w:pPr>
       <w:r>
-        <w:rPr>
-          <w:b w:val="0"/>
-          <w:sz w:val="22"/>
-        </w:rPr>
-        <w:t>(b) DPT</w:t>
+        <w:t xml:space="preserve">(d) Urine output of 1500 mL/day</w:t>
       </w:r>
     </w:p>
     <w:p>
-      <w:pPr>
-        <w:spacing w:after="0" w:before="0"/>
-      </w:pPr>
       <w:r>
-        <w:rPr>
-          <w:b w:val="0"/>
-          <w:sz w:val="22"/>
-        </w:rPr>
-        <w:t>(c) TT</w:t>
+        <w:t xml:space="preserve">Answer: b</w:t>
       </w:r>
     </w:p>
     <w:p>
-      <w:pPr>
-        <w:spacing w:after="0" w:before="0"/>
-      </w:pPr>
       <w:r>
-        <w:rPr>
-          <w:b w:val="0"/>
-          <w:sz w:val="22"/>
-        </w:rPr>
-        <w:t>(d) OPV</w:t>
+        <w:t xml:space="preserve">Solution: Early signs of digoxin toxicity include gastrointestinal symptoms such as anorexia, nausea, and vomiting, along with visual disturbances and bradycardia. A normal heart rate, BP, and urine output are not indicative of toxicity.</w:t>
       </w:r>
     </w:p>
     <w:p>
-      <w:pPr>
-        <w:spacing w:after="0" w:before="40"/>
-      </w:pPr>
       <w:r>
-        <w:rPr>
-          <w:b/>
-          <w:sz w:val="22"/>
-        </w:rPr>
-        <w:t>Answer: a</w:t>
+        <w:t xml:space="preserve">Positive Marks: 1</w:t>
       </w:r>
     </w:p>
     <w:p>
-      <w:pPr>
-        <w:spacing w:after="0" w:before="0"/>
-      </w:pPr>
       <w:r>
-        <w:rPr>
-          <w:b w:val="0"/>
-          <w:sz w:val="21"/>
-        </w:rPr>
-        <w:t>Solution: MMR is a freeze-dried vaccine that can be frozen without losing potency.</w:t>
+        <w:t xml:space="preserve">Negative Marks: 0.25</w:t>
       </w:r>
     </w:p>
     <w:p>
-      <w:pPr>
-        <w:spacing w:after="0" w:before="0"/>
-      </w:pPr>
       <w:r>
-        <w:rPr>
-          <w:b w:val="0"/>
-          <w:sz w:val="20"/>
-        </w:rPr>
-        <w:t>Positive Marks: 1</w:t>
+        <w:t xml:space="preserve"/>
       </w:r>
     </w:p>
     <w:p>
-      <w:pPr>
-        <w:spacing w:after="160" w:before="0"/>
-      </w:pPr>
       <w:r>
-        <w:rPr>
-          <w:b w:val="0"/>
-          <w:sz w:val="20"/>
-        </w:rPr>
-        <w:t>Negative Marks: 0.25</w:t>
+        <w:t xml:space="preserve">Question: A client's IV fluid is infusing too slowly. Which action by the nurse is correct?</w:t>
+      </w:r>
+    </w:p>
+    <w:p>
+      <w:r>
+        <w:t xml:space="preserve">(a) Increase the height of the IV pole</w:t>
+      </w:r>
+    </w:p>
+    <w:p>
+      <w:r>
+        <w:t xml:space="preserve">(b) Apply a warm compress to the insertion site</w:t>
+      </w:r>
+    </w:p>
+    <w:p>
+      <w:r>
+        <w:t xml:space="preserve">(c) Flush the line rapidly with a syringe</w:t>
+      </w:r>
+    </w:p>
+    <w:p>
+      <w:r>
+        <w:t xml:space="preserve">(d) Lower the infusion bag below the heart</w:t>
+      </w:r>
+    </w:p>
+    <w:p>
+      <w:r>
+        <w:t xml:space="preserve">Answer: a</w:t>
+      </w:r>
+    </w:p>
+    <w:p>
+      <w:r>
+        <w:t xml:space="preserve">Solution: Raising the IV pole increases gravity pressure and flow rate. Applying a warm compress can help with venospasm, but raising the pole is the standard first intervention; the nurse should also check for kinks, the position of the needle, and the infusion pump.</w:t>
+      </w:r>
+    </w:p>
+    <w:p>
+      <w:r>
+        <w:t xml:space="preserve">Positive Marks: 1</w:t>
+      </w:r>
+    </w:p>
+    <w:p>
+      <w:r>
+        <w:t xml:space="preserve">Negative Marks: 0.25</w:t>
+      </w:r>
+    </w:p>
+    <w:p>
+      <w:r>
+        <w:t xml:space="preserve"/>
+      </w:r>
+    </w:p>
+    <w:p>
+      <w:r>
+        <w:t xml:space="preserve">Question: The nurse is teaching a client about wound care at home. Which statement by the client indicates a need for further teaching?</w:t>
+      </w:r>
+    </w:p>
+    <w:p>
+      <w:r>
+        <w:t xml:space="preserve">(a) "I will wash my hands before changing the dressing."</w:t>
+      </w:r>
+    </w:p>
+    <w:p>
+      <w:r>
+        <w:t xml:space="preserve">(b) "I will use sterile technique for the dressing change."</w:t>
+      </w:r>
+    </w:p>
+    <w:p>
+      <w:r>
+        <w:t xml:space="preserve">(c) "I will report any increased redness or drainage."</w:t>
+      </w:r>
+    </w:p>
+    <w:p>
+      <w:r>
+        <w:t xml:space="preserve">(d) "I will reuse my dressing supplies to save money."</w:t>
+      </w:r>
+    </w:p>
+    <w:p>
+      <w:r>
+        <w:t xml:space="preserve">Answer: d</w:t>
+      </w:r>
+    </w:p>
+    <w:p>
+      <w:r>
+        <w:t xml:space="preserve">Solution: Dressing supplies used on a wound must be kept clean or sterile and never reused, as reuse introduces infection. Handwashing, sterile technique, and reporting signs of infection are correct behaviors.</w:t>
+      </w:r>
+    </w:p>
+    <w:p>
+      <w:r>
+        <w:t xml:space="preserve">Positive Marks: 1</w:t>
+      </w:r>
+    </w:p>
+    <w:p>
+      <w:r>
+        <w:t xml:space="preserve">Negative Marks: 0.25</w:t>
       </w:r>
     </w:p>
     <w:sectPr>
       <w:pgSz w:w="12240" w:h="15840"/>
-      <w:pgMar w:top="864" w:right="1008" w:bottom="864" w:left="1008" w:header="720" w:footer="720" w:gutter="0"/>
+      <w:pgMar w:top="1440" w:right="1800" w:bottom="1440" w:left="1800" w:header="720" w:footer="720" w:gutter="0"/>
       <w:cols w:space="720"/>
       <w:docGrid w:linePitch="360"/>
     </w:sectPr>
@@ -2535,10 +1365,6 @@
     <w:name w:val="Normal"/>
     <w:qFormat/>
     <w:rsid w:val="00FC693F"/>
-    <w:rPr>
-      <w:rFonts w:ascii="Calibri" w:hAnsi="Calibri"/>
-      <w:sz w:val="22"/>
-    </w:rPr>
   </w:style>
   <w:style w:type="paragraph" w:styleId="Header">
     <w:name w:val="header"/>
